--- a/1. Software y Hardware/1.1 Inicio/1.1.4 SRICA_004_000 - Proceso Actual.docx
+++ b/1. Software y Hardware/1.1 Inicio/1.1.4 SRICA_004_000 - Proceso Actual.docx
@@ -1,6 +1,6 @@
 
 <file path=word/document.xml><?xml version="1.0" encoding="utf-8"?>
-<w:document xmlns:wpc="http://schemas.microsoft.com/office/word/2010/wordprocessingCanvas" xmlns:cx="http://schemas.microsoft.com/office/drawing/2014/chartex" xmlns:cx1="http://schemas.microsoft.com/office/drawing/2015/9/8/chartex" xmlns:cx2="http://schemas.microsoft.com/office/drawing/2015/10/21/chartex" xmlns:cx3="http://schemas.microsoft.com/office/drawing/2016/5/9/chartex" xmlns:cx4="http://schemas.microsoft.com/office/drawing/2016/5/10/chartex" xmlns:cx5="http://schemas.microsoft.com/office/drawing/2016/5/11/chartex" xmlns:cx6="http://schemas.microsoft.com/office/drawing/2016/5/12/chartex" xmlns:cx7="http://schemas.microsoft.com/office/drawing/2016/5/13/chartex" xmlns:cx8="http://schemas.microsoft.com/office/drawing/2016/5/14/chartex" xmlns:mc="http://schemas.openxmlformats.org/markup-compatibility/2006" xmlns:aink="http://schemas.microsoft.com/office/drawing/2016/ink" xmlns:am3d="http://schemas.microsoft.com/office/drawing/2017/model3d" xmlns:o="urn:schemas-microsoft-com:office:office" xmlns:r="http://schemas.openxmlformats.org/officeDocument/2006/relationships" xmlns:m="http://schemas.openxmlformats.org/officeDocument/2006/math" xmlns:v="urn:schemas-microsoft-com:vml" xmlns:wp14="http://schemas.microsoft.com/office/word/2010/wordprocessingDrawing" xmlns:wp="http://schemas.openxmlformats.org/drawingml/2006/wordprocessingDrawing" xmlns:w10="urn:schemas-microsoft-com:office:word" xmlns:w="http://schemas.openxmlformats.org/wordprocessingml/2006/main" xmlns:w14="http://schemas.microsoft.com/office/word/2010/wordml" xmlns:w15="http://schemas.microsoft.com/office/word/2012/wordml" xmlns:w16cex="http://schemas.microsoft.com/office/word/2018/wordml/cex" xmlns:w16cid="http://schemas.microsoft.com/office/word/2016/wordml/cid" xmlns:w16="http://schemas.microsoft.com/office/word/2018/wordml" xmlns:w16se="http://schemas.microsoft.com/office/word/2015/wordml/symex" xmlns:wpg="http://schemas.microsoft.com/office/word/2010/wordprocessingGroup" xmlns:wpi="http://schemas.microsoft.com/office/word/2010/wordprocessingInk" xmlns:wne="http://schemas.microsoft.com/office/word/2006/wordml" xmlns:wps="http://schemas.microsoft.com/office/word/2010/wordprocessingShape" mc:Ignorable="w14 w15 w16se w16cid w16 w16cex wp14">
+<w:document xmlns:wpc="http://schemas.microsoft.com/office/word/2010/wordprocessingCanvas" xmlns:cx="http://schemas.microsoft.com/office/drawing/2014/chartex" xmlns:cx1="http://schemas.microsoft.com/office/drawing/2015/9/8/chartex" xmlns:cx2="http://schemas.microsoft.com/office/drawing/2015/10/21/chartex" xmlns:cx3="http://schemas.microsoft.com/office/drawing/2016/5/9/chartex" xmlns:cx4="http://schemas.microsoft.com/office/drawing/2016/5/10/chartex" xmlns:cx5="http://schemas.microsoft.com/office/drawing/2016/5/11/chartex" xmlns:cx6="http://schemas.microsoft.com/office/drawing/2016/5/12/chartex" xmlns:cx7="http://schemas.microsoft.com/office/drawing/2016/5/13/chartex" xmlns:cx8="http://schemas.microsoft.com/office/drawing/2016/5/14/chartex" xmlns:mc="http://schemas.openxmlformats.org/markup-compatibility/2006" xmlns:aink="http://schemas.microsoft.com/office/drawing/2016/ink" xmlns:am3d="http://schemas.microsoft.com/office/drawing/2017/model3d" xmlns:o="urn:schemas-microsoft-com:office:office" xmlns:r="http://schemas.openxmlformats.org/officeDocument/2006/relationships" xmlns:m="http://schemas.openxmlformats.org/officeDocument/2006/math" xmlns:v="urn:schemas-microsoft-com:vml" xmlns:wp14="http://schemas.microsoft.com/office/word/2010/wordprocessingDrawing" xmlns:wp="http://schemas.openxmlformats.org/drawingml/2006/wordprocessingDrawing" xmlns:w10="urn:schemas-microsoft-com:office:word" xmlns:w="http://schemas.openxmlformats.org/wordprocessingml/2006/main" xmlns:w14="http://schemas.microsoft.com/office/word/2010/wordml" xmlns:w15="http://schemas.microsoft.com/office/word/2012/wordml" xmlns:w16cex="http://schemas.microsoft.com/office/word/2018/wordml/cex" xmlns:w16cid="http://schemas.microsoft.com/office/word/2016/wordml/cid" xmlns:w16="http://schemas.microsoft.com/office/word/2018/wordml" xmlns:w16sdtdh="http://schemas.microsoft.com/office/word/2020/wordml/sdtdatahash" xmlns:w16se="http://schemas.microsoft.com/office/word/2015/wordml/symex" xmlns:wpg="http://schemas.microsoft.com/office/word/2010/wordprocessingGroup" xmlns:wpi="http://schemas.microsoft.com/office/word/2010/wordprocessingInk" xmlns:wne="http://schemas.microsoft.com/office/word/2006/wordml" xmlns:wps="http://schemas.microsoft.com/office/word/2010/wordprocessingShape" mc:Ignorable="w14 w15 w16se w16cid w16 w16cex w16sdtdh wp14">
   <w:body>
     <w:p>
       <w:pPr>
@@ -471,19 +471,7 @@
               <w:rPr>
                 <w:rFonts w:ascii="Arial" w:hAnsi="Arial" w:cs="Arial"/>
               </w:rPr>
-              <w:t>SRICA_00</w:t>
-            </w:r>
-            <w:r>
-              <w:rPr>
-                <w:rFonts w:ascii="Arial" w:hAnsi="Arial" w:cs="Arial"/>
-              </w:rPr>
-              <w:t>4</w:t>
-            </w:r>
-            <w:r>
-              <w:rPr>
-                <w:rFonts w:ascii="Arial" w:hAnsi="Arial" w:cs="Arial"/>
-              </w:rPr>
-              <w:t>_000</w:t>
+              <w:t>SRICA_004_000</w:t>
             </w:r>
           </w:p>
         </w:tc>
@@ -540,7 +528,19 @@
               <w:rPr>
                 <w:rFonts w:ascii="Arial" w:hAnsi="Arial" w:cs="Arial"/>
               </w:rPr>
-              <w:t>Se diseña el diagrama de flujo del proceso actual de seguridad en controles de accesos del área de Tesorería del Gobierno Regional de Tacna.</w:t>
+              <w:t xml:space="preserve">Se diseña el diagrama de flujo del proceso actual de seguridad en controles de accesos del </w:t>
+            </w:r>
+            <w:r>
+              <w:rPr>
+                <w:rFonts w:ascii="Arial" w:hAnsi="Arial" w:cs="Arial"/>
+              </w:rPr>
+              <w:t xml:space="preserve">almacén del </w:t>
+            </w:r>
+            <w:r>
+              <w:rPr>
+                <w:rFonts w:ascii="Arial" w:hAnsi="Arial" w:cs="Arial"/>
+              </w:rPr>
+              <w:t>área de Tesorería del Gobierno Regional de Tacna.</w:t>
             </w:r>
           </w:p>
         </w:tc>
@@ -691,7 +691,7 @@
         </w:rPr>
       </w:pPr>
       <w:r>
-        <w:object w:dxaOrig="14041" w:dyaOrig="15661" w14:anchorId="602DA8BD">
+        <w:object w:dxaOrig="13801" w:dyaOrig="15661" w14:anchorId="3AEE1951">
           <v:shapetype id="_x0000_t75" coordsize="21600,21600" o:spt="75" o:preferrelative="t" path="m@4@5l@4@11@9@11@9@5xe" filled="f" stroked="f">
             <v:stroke joinstyle="miter"/>
             <v:formulas>
@@ -711,10 +711,10 @@
             <v:path o:extrusionok="f" gradientshapeok="t" o:connecttype="rect"/>
             <o:lock v:ext="edit" aspectratio="t"/>
           </v:shapetype>
-          <v:shape id="_x0000_i1025" type="#_x0000_t75" style="width:411.05pt;height:503.15pt" o:ole="">
+          <v:shape id="_x0000_i1025" type="#_x0000_t75" style="width:410.7pt;height:465.8pt" o:ole="">
             <v:imagedata r:id="rId5" o:title=""/>
           </v:shape>
-          <o:OLEObject Type="Embed" ProgID="Visio.Drawing.15" ShapeID="_x0000_i1025" DrawAspect="Content" ObjectID="_1675692733" r:id="rId6"/>
+          <o:OLEObject Type="Embed" ProgID="Visio.Drawing.15" ShapeID="_x0000_i1025" DrawAspect="Content" ObjectID="_1710530272" r:id="rId6"/>
         </w:object>
       </w:r>
     </w:p>
@@ -729,7 +729,7 @@
 </file>
 
 <file path=word/styles.xml><?xml version="1.0" encoding="utf-8"?>
-<w:styles xmlns:mc="http://schemas.openxmlformats.org/markup-compatibility/2006" xmlns:r="http://schemas.openxmlformats.org/officeDocument/2006/relationships" xmlns:w="http://schemas.openxmlformats.org/wordprocessingml/2006/main" xmlns:w14="http://schemas.microsoft.com/office/word/2010/wordml" xmlns:w15="http://schemas.microsoft.com/office/word/2012/wordml" xmlns:w16cex="http://schemas.microsoft.com/office/word/2018/wordml/cex" xmlns:w16cid="http://schemas.microsoft.com/office/word/2016/wordml/cid" xmlns:w16="http://schemas.microsoft.com/office/word/2018/wordml" xmlns:w16se="http://schemas.microsoft.com/office/word/2015/wordml/symex" mc:Ignorable="w14 w15 w16se w16cid w16 w16cex">
+<w:styles xmlns:mc="http://schemas.openxmlformats.org/markup-compatibility/2006" xmlns:r="http://schemas.openxmlformats.org/officeDocument/2006/relationships" xmlns:w="http://schemas.openxmlformats.org/wordprocessingml/2006/main" xmlns:w14="http://schemas.microsoft.com/office/word/2010/wordml" xmlns:w15="http://schemas.microsoft.com/office/word/2012/wordml" xmlns:w16cex="http://schemas.microsoft.com/office/word/2018/wordml/cex" xmlns:w16cid="http://schemas.microsoft.com/office/word/2016/wordml/cid" xmlns:w16="http://schemas.microsoft.com/office/word/2018/wordml" xmlns:w16sdtdh="http://schemas.microsoft.com/office/word/2020/wordml/sdtdatahash" xmlns:w16se="http://schemas.microsoft.com/office/word/2015/wordml/symex" mc:Ignorable="w14 w15 w16se w16cid w16 w16cex w16sdtdh">
   <w:docDefaults>
     <w:rPrDefault>
       <w:rPr>

--- a/1. Software y Hardware/1.1 Inicio/1.1.4 SRICA_004_000 - Proceso Actual.docx
+++ b/1. Software y Hardware/1.1 Inicio/1.1.4 SRICA_004_000 - Proceso Actual.docx
@@ -691,7 +691,7 @@
         </w:rPr>
       </w:pPr>
       <w:r>
-        <w:object w:dxaOrig="13801" w:dyaOrig="15661" w14:anchorId="3AEE1951">
+        <w:object w:dxaOrig="9886" w:dyaOrig="19875" w14:anchorId="59BB3437">
           <v:shapetype id="_x0000_t75" coordsize="21600,21600" o:spt="75" o:preferrelative="t" path="m@4@5l@4@11@9@11@9@5xe" filled="f" stroked="f">
             <v:stroke joinstyle="miter"/>
             <v:formulas>
@@ -711,10 +711,10 @@
             <v:path o:extrusionok="f" gradientshapeok="t" o:connecttype="rect"/>
             <o:lock v:ext="edit" aspectratio="t"/>
           </v:shapetype>
-          <v:shape id="_x0000_i1025" type="#_x0000_t75" style="width:410.7pt;height:465.8pt" o:ole="">
+          <v:shape id="_x0000_i1027" type="#_x0000_t75" style="width:408.5pt;height:699.5pt" o:ole="">
             <v:imagedata r:id="rId5" o:title=""/>
           </v:shape>
-          <o:OLEObject Type="Embed" ProgID="Visio.Drawing.15" ShapeID="_x0000_i1025" DrawAspect="Content" ObjectID="_1710530272" r:id="rId6"/>
+          <o:OLEObject Type="Embed" ProgID="Visio.Drawing.15" ShapeID="_x0000_i1027" DrawAspect="Content" ObjectID="_1716476122" r:id="rId6"/>
         </w:object>
       </w:r>
     </w:p>

--- a/1. Software y Hardware/1.1 Inicio/1.1.4 SRICA_004_000 - Proceso Actual.docx
+++ b/1. Software y Hardware/1.1 Inicio/1.1.4 SRICA_004_000 - Proceso Actual.docx
@@ -691,7 +691,7 @@
         </w:rPr>
       </w:pPr>
       <w:r>
-        <w:object w:dxaOrig="9886" w:dyaOrig="19875" w14:anchorId="59BB3437">
+        <w:object w:dxaOrig="17506" w:dyaOrig="19875" w14:anchorId="165FBBA9">
           <v:shapetype id="_x0000_t75" coordsize="21600,21600" o:spt="75" o:preferrelative="t" path="m@4@5l@4@11@9@11@9@5xe" filled="f" stroked="f">
             <v:stroke joinstyle="miter"/>
             <v:formulas>
@@ -711,10 +711,10 @@
             <v:path o:extrusionok="f" gradientshapeok="t" o:connecttype="rect"/>
             <o:lock v:ext="edit" aspectratio="t"/>
           </v:shapetype>
-          <v:shape id="_x0000_i1027" type="#_x0000_t75" style="width:408.5pt;height:699.5pt" o:ole="">
+          <v:shape id="_x0000_i1027" type="#_x0000_t75" style="width:410.5pt;height:561.5pt" o:ole="">
             <v:imagedata r:id="rId5" o:title=""/>
           </v:shape>
-          <o:OLEObject Type="Embed" ProgID="Visio.Drawing.15" ShapeID="_x0000_i1027" DrawAspect="Content" ObjectID="_1716476122" r:id="rId6"/>
+          <o:OLEObject Type="Embed" ProgID="Visio.Drawing.15" ShapeID="_x0000_i1027" DrawAspect="Content" ObjectID="_1716761783" r:id="rId6"/>
         </w:object>
       </w:r>
     </w:p>

--- a/1. Software y Hardware/1.1 Inicio/1.1.4 SRICA_004_000 - Proceso Actual.docx
+++ b/1. Software y Hardware/1.1 Inicio/1.1.4 SRICA_004_000 - Proceso Actual.docx
@@ -686,12 +686,57 @@
     <w:p>
       <w:pPr>
         <w:spacing w:after="240" w:line="360" w:lineRule="auto"/>
+      </w:pPr>
+    </w:p>
+    <w:p>
+      <w:pPr>
+        <w:spacing w:after="240" w:line="360" w:lineRule="auto"/>
+      </w:pPr>
+    </w:p>
+    <w:p>
+      <w:pPr>
+        <w:spacing w:after="240" w:line="360" w:lineRule="auto"/>
+      </w:pPr>
+    </w:p>
+    <w:p>
+      <w:pPr>
+        <w:spacing w:after="240" w:line="360" w:lineRule="auto"/>
+      </w:pPr>
+    </w:p>
+    <w:p>
+      <w:pPr>
+        <w:spacing w:after="240" w:line="360" w:lineRule="auto"/>
+      </w:pPr>
+    </w:p>
+    <w:p>
+      <w:pPr>
+        <w:spacing w:after="240" w:line="360" w:lineRule="auto"/>
+      </w:pPr>
+    </w:p>
+    <w:p>
+      <w:pPr>
+        <w:spacing w:after="240" w:line="360" w:lineRule="auto"/>
+      </w:pPr>
+    </w:p>
+    <w:p>
+      <w:pPr>
+        <w:spacing w:after="240" w:line="360" w:lineRule="auto"/>
+      </w:pPr>
+    </w:p>
+    <w:p>
+      <w:pPr>
+        <w:spacing w:after="240" w:line="360" w:lineRule="auto"/>
+      </w:pPr>
+    </w:p>
+    <w:p>
+      <w:pPr>
+        <w:spacing w:after="240" w:line="360" w:lineRule="auto"/>
         <w:rPr>
           <w:rFonts w:ascii="Arial" w:hAnsi="Arial" w:cs="Arial"/>
         </w:rPr>
       </w:pPr>
       <w:r>
-        <w:object w:dxaOrig="17506" w:dyaOrig="19875" w14:anchorId="165FBBA9">
+        <w:object w:dxaOrig="16500" w:dyaOrig="14941" w14:anchorId="648591C6">
           <v:shapetype id="_x0000_t75" coordsize="21600,21600" o:spt="75" o:preferrelative="t" path="m@4@5l@4@11@9@11@9@5xe" filled="f" stroked="f">
             <v:stroke joinstyle="miter"/>
             <v:formulas>
@@ -711,10 +756,10 @@
             <v:path o:extrusionok="f" gradientshapeok="t" o:connecttype="rect"/>
             <o:lock v:ext="edit" aspectratio="t"/>
           </v:shapetype>
-          <v:shape id="_x0000_i1027" type="#_x0000_t75" style="width:410.5pt;height:561.5pt" o:ole="">
+          <v:shape id="_x0000_i1027" type="#_x0000_t75" style="width:412.6pt;height:373.45pt" o:ole="">
             <v:imagedata r:id="rId5" o:title=""/>
           </v:shape>
-          <o:OLEObject Type="Embed" ProgID="Visio.Drawing.15" ShapeID="_x0000_i1027" DrawAspect="Content" ObjectID="_1716761783" r:id="rId6"/>
+          <o:OLEObject Type="Embed" ProgID="Visio.Drawing.15" ShapeID="_x0000_i1027" DrawAspect="Content" ObjectID="_1717678954" r:id="rId6"/>
         </w:object>
       </w:r>
     </w:p>
